--- a/ind/docx/44.content.docx
+++ b/ind/docx/44.content.docx
@@ -210,7 +210,7 @@
           <w:b/>
           <w:lang w:val="id_ID" w:bidi="id_ID"/>
         </w:rPr>
-        <w:t>"dalam bukuku yang pertama"</w:t>
+        <w:t>τὸν &amp; πρῶτον λόγον ἐποιησάμην</w:t>
       </w:r>
     </w:p>
     <w:p>
@@ -222,22 +222,10 @@
       </w:r>
       <w:r>
         <w:rPr>
-          <w:lang w:val="id_ID" w:bidi="id_ID"/>
-        </w:rPr>
-        <w:t xml:space="preserve">Lukas menganggap Teofilus sudah tahu bahwa yang dimaksud dengan </w:t>
-      </w:r>
-      <w:r>
-        <w:rPr>
           <w:b/>
           <w:lang w:val="id_ID" w:bidi="id_ID"/>
         </w:rPr>
-        <w:t>bukuku yang pertama</w:t>
-      </w:r>
-      <w:r>
-        <w:rPr>
-          <w:lang w:val="id_ID" w:bidi="id_ID"/>
-        </w:rPr>
-        <w:t xml:space="preserve"> adalah Kitab yang kita kenal sebagai Injil Lukas. Karena Kitab tersebut belum dikenal dengan nama itu pada masa itu, tidak tepat menggunakan nama injil tersebut dalam terjemahan Anda sebagai nama yang digunakan Lukas untuk menyebut buku itu kepada Teofilus. Namun, Anda dapat menjelaskan ini dalam catatan kaki dan menggunakan ungkapan lain di sini. Terjemahan alternatif: “dalam tulisanku yang pertama”</w:t>
+        <w:t>"dalam bukuku yang pertama"</w:t>
       </w:r>
     </w:p>
     <w:p>
@@ -251,23 +239,20 @@
         <w:rPr>
           <w:lang w:val="id_ID" w:bidi="id_ID"/>
         </w:rPr>
-        <w:t xml:space="preserve">Lihat: </w:t>
-      </w:r>
-      <w:r>
-        <w:rPr>
-          <w:lang w:val="id_ID" w:bidi="id_ID"/>
-        </w:rPr>
-        <w:t>Hal-Hal yang Dianggap Sudah Diketahui dan Informasi Tersirat</w:t>
-      </w:r>
-      <w:r>
-        <w:rPr>
-          <w:lang w:val="id_ID" w:bidi="id_ID"/>
-        </w:rPr>
-      </w:r>
-      <w:r>
-        <w:rPr>
-          <w:lang w:val="id_ID" w:bidi="id_ID"/>
-        </w:rPr>
+        <w:t xml:space="preserve">Lukas menganggap Teofilus sudah tahu bahwa yang dimaksud dengan </w:t>
+      </w:r>
+      <w:r>
+        <w:rPr>
+          <w:b/>
+          <w:lang w:val="id_ID" w:bidi="id_ID"/>
+        </w:rPr>
+        <w:t>bukuku yang pertama</w:t>
+      </w:r>
+      <w:r>
+        <w:rPr>
+          <w:lang w:val="id_ID" w:bidi="id_ID"/>
+        </w:rPr>
+        <w:t xml:space="preserve"> adalah Kitab yang kita kenal sebagai Injil Lukas. Karena Kitab tersebut belum dikenal dengan nama itu pada masa itu, tidak tepat menggunakan nama injil tersebut dalam terjemahan Anda sebagai nama yang digunakan Lukas untuk menyebut buku itu kepada Teofilus. Namun, Anda dapat menjelaskan ini dalam catatan kaki dan menggunakan ungkapan lain di sini. Terjemahan alternatif: “dalam tulisanku yang pertama”</w:t>
       </w:r>
     </w:p>
     <w:p>
@@ -277,16 +262,22 @@
           <w:lang w:val="id_ID" w:bidi="id_ID"/>
         </w:rPr>
       </w:r>
-    </w:p>
-    <w:p>
-      <w:pPr>
-        <w:pStyle w:val="Heading2"/>
-      </w:pPr>
-      <w:r>
-        <w:rPr>
-          <w:lang w:val="id_ID" w:bidi="id_ID"/>
-        </w:rPr>
-        <w:t>Kisah Para Rasul 1:1 (#2)</w:t>
+      <w:r>
+        <w:rPr>
+          <w:lang w:val="id_ID" w:bidi="id_ID"/>
+        </w:rPr>
+        <w:t xml:space="preserve">Lihat: </w:t>
+      </w:r>
+      <w:r>
+        <w:rPr>
+          <w:lang w:val="id_ID" w:bidi="id_ID"/>
+        </w:rPr>
+        <w:t>Hal-Hal yang Dianggap Sudah Diketahui dan Informasi Tersirat</w:t>
+      </w:r>
+      <w:r>
+        <w:rPr>
+          <w:lang w:val="id_ID" w:bidi="id_ID"/>
+        </w:rPr>
       </w:r>
       <w:r>
         <w:rPr>
@@ -301,12 +292,21 @@
           <w:lang w:val="id_ID" w:bidi="id_ID"/>
         </w:rPr>
       </w:r>
-      <w:r>
-        <w:rPr>
-          <w:b/>
-          <w:lang w:val="id_ID" w:bidi="id_ID"/>
-        </w:rPr>
-        <w:t>"Hai Teofilus"</w:t>
+    </w:p>
+    <w:p>
+      <w:pPr>
+        <w:pStyle w:val="Heading2"/>
+      </w:pPr>
+      <w:r>
+        <w:rPr>
+          <w:lang w:val="id_ID" w:bidi="id_ID"/>
+        </w:rPr>
+        <w:t>Kisah Para Rasul 1:1 (#2)</w:t>
+      </w:r>
+      <w:r>
+        <w:rPr>
+          <w:lang w:val="id_ID" w:bidi="id_ID"/>
+        </w:rPr>
       </w:r>
     </w:p>
     <w:p>
@@ -318,19 +318,10 @@
       </w:r>
       <w:r>
         <w:rPr>
-          <w:lang w:val="id_ID" w:bidi="id_ID"/>
-        </w:rPr>
-        <w:t>Di sini, Lukas menyebut dan menyapa orang yang menjadi tujuan tulisannya tentang gereja awal ini. Karena ini mirip dengan salam pembuka dalam sebuah surat, dalam terjemahan Anda mungkin ingin mengikuti cara budaya Anda dalam mengidentifikasi dan menyapa penerima surat. Beberapa terjemahan Alkitab lain menuliskan "Yang Terhormat Teofilus" dan meletakkan frasa tersebut di awal kalimat.</w:t>
-      </w:r>
-      <w:r>
-        <w:rPr>
-          <w:lang w:val="id_ID" w:bidi="id_ID"/>
-        </w:rPr>
-      </w:r>
-      <w:r>
-        <w:rPr>
-          <w:lang w:val="id_ID" w:bidi="id_ID"/>
-        </w:rPr>
+          <w:b/>
+          <w:lang w:val="id_ID" w:bidi="id_ID"/>
+        </w:rPr>
+        <w:t>ὦ Θεόφιλε</w:t>
       </w:r>
     </w:p>
     <w:p>
@@ -340,21 +331,12 @@
           <w:lang w:val="id_ID" w:bidi="id_ID"/>
         </w:rPr>
       </w:r>
-    </w:p>
-    <w:p>
-      <w:pPr>
-        <w:pStyle w:val="Heading2"/>
-      </w:pPr>
-      <w:r>
-        <w:rPr>
-          <w:lang w:val="id_ID" w:bidi="id_ID"/>
-        </w:rPr>
-        <w:t>Kisah Para Rasul 1:1 (#3)</w:t>
-      </w:r>
-      <w:r>
-        <w:rPr>
-          <w:lang w:val="id_ID" w:bidi="id_ID"/>
-        </w:rPr>
+      <w:r>
+        <w:rPr>
+          <w:b/>
+          <w:lang w:val="id_ID" w:bidi="id_ID"/>
+        </w:rPr>
+        <w:t>"Hai Teofilus"</w:t>
       </w:r>
     </w:p>
     <w:p>
@@ -366,10 +348,19 @@
       </w:r>
       <w:r>
         <w:rPr>
-          <w:b/>
-          <w:lang w:val="id_ID" w:bidi="id_ID"/>
-        </w:rPr>
-        <w:t>"Teofilus"</w:t>
+          <w:lang w:val="id_ID" w:bidi="id_ID"/>
+        </w:rPr>
+        <w:t>Di sini, Lukas menyebut dan menyapa orang yang menjadi tujuan tulisannya tentang gereja awal ini. Karena ini mirip dengan salam pembuka dalam sebuah surat, dalam terjemahan Anda mungkin ingin mengikuti cara budaya Anda dalam mengidentifikasi dan menyapa penerima surat. Beberapa terjemahan Alkitab lain menuliskan "Yang Terhormat Teofilus" dan meletakkan frasa tersebut di awal kalimat.</w:t>
+      </w:r>
+      <w:r>
+        <w:rPr>
+          <w:lang w:val="id_ID" w:bidi="id_ID"/>
+        </w:rPr>
+      </w:r>
+      <w:r>
+        <w:rPr>
+          <w:lang w:val="id_ID" w:bidi="id_ID"/>
+        </w:rPr>
       </w:r>
     </w:p>
     <w:p>
@@ -379,18 +370,21 @@
           <w:lang w:val="id_ID" w:bidi="id_ID"/>
         </w:rPr>
       </w:r>
-      <w:r>
-        <w:rPr>
-          <w:b/>
-          <w:lang w:val="id_ID" w:bidi="id_ID"/>
-        </w:rPr>
-        <w:t>Teofilus</w:t>
-      </w:r>
-      <w:r>
-        <w:rPr>
-          <w:lang w:val="id_ID" w:bidi="id_ID"/>
-        </w:rPr>
-        <w:t xml:space="preserve"> adalah nama seseorang yang berarti "sahabat Allah." Ini bisa jadi adalah nama sebenarnya atau mungkin menggambarkan karakter orang tersebut. Sebagian besar terjemahan menganggapnya sebagai nama.</w:t>
+    </w:p>
+    <w:p>
+      <w:pPr>
+        <w:pStyle w:val="Heading2"/>
+      </w:pPr>
+      <w:r>
+        <w:rPr>
+          <w:lang w:val="id_ID" w:bidi="id_ID"/>
+        </w:rPr>
+        <w:t>Kisah Para Rasul 1:1 (#3)</w:t>
+      </w:r>
+      <w:r>
+        <w:rPr>
+          <w:lang w:val="id_ID" w:bidi="id_ID"/>
+        </w:rPr>
       </w:r>
     </w:p>
     <w:p>
@@ -402,25 +396,10 @@
       </w:r>
       <w:r>
         <w:rPr>
-          <w:lang w:val="id_ID" w:bidi="id_ID"/>
-        </w:rPr>
-        <w:t xml:space="preserve">Lihat: </w:t>
-      </w:r>
-      <w:r>
-        <w:rPr>
-          <w:lang w:val="id_ID" w:bidi="id_ID"/>
-        </w:rPr>
-        <w:t>Cara Menerjemahkan Nama</w:t>
-      </w:r>
-      <w:r>
-        <w:rPr>
-          <w:lang w:val="id_ID" w:bidi="id_ID"/>
-        </w:rPr>
-      </w:r>
-      <w:r>
-        <w:rPr>
-          <w:lang w:val="id_ID" w:bidi="id_ID"/>
-        </w:rPr>
+          <w:b/>
+          <w:lang w:val="id_ID" w:bidi="id_ID"/>
+        </w:rPr>
+        <w:t>Θεόφιλε</w:t>
       </w:r>
     </w:p>
     <w:p>
@@ -430,8 +409,74 @@
           <w:lang w:val="id_ID" w:bidi="id_ID"/>
         </w:rPr>
       </w:r>
+      <w:r>
+        <w:rPr>
+          <w:b/>
+          <w:lang w:val="id_ID" w:bidi="id_ID"/>
+        </w:rPr>
+        <w:t>"Teofilus"</w:t>
+      </w:r>
     </w:p>
     <w:p>
+      <w:pPr/>
+      <w:r>
+        <w:rPr>
+          <w:lang w:val="id_ID" w:bidi="id_ID"/>
+        </w:rPr>
+      </w:r>
+      <w:r>
+        <w:rPr>
+          <w:b/>
+          <w:lang w:val="id_ID" w:bidi="id_ID"/>
+        </w:rPr>
+        <w:t>Teofilus</w:t>
+      </w:r>
+      <w:r>
+        <w:rPr>
+          <w:lang w:val="id_ID" w:bidi="id_ID"/>
+        </w:rPr>
+        <w:t xml:space="preserve"> adalah nama seseorang yang berarti "sahabat Allah." Ini bisa jadi adalah nama sebenarnya atau mungkin menggambarkan karakter orang tersebut. Sebagian besar terjemahan menganggapnya sebagai nama.</w:t>
+      </w:r>
+    </w:p>
+    <w:p>
+      <w:pPr/>
+      <w:r>
+        <w:rPr>
+          <w:lang w:val="id_ID" w:bidi="id_ID"/>
+        </w:rPr>
+      </w:r>
+      <w:r>
+        <w:rPr>
+          <w:lang w:val="id_ID" w:bidi="id_ID"/>
+        </w:rPr>
+        <w:t xml:space="preserve">Lihat: </w:t>
+      </w:r>
+      <w:r>
+        <w:rPr>
+          <w:lang w:val="id_ID" w:bidi="id_ID"/>
+        </w:rPr>
+        <w:t>Cara Menerjemahkan Nama</w:t>
+      </w:r>
+      <w:r>
+        <w:rPr>
+          <w:lang w:val="id_ID" w:bidi="id_ID"/>
+        </w:rPr>
+      </w:r>
+      <w:r>
+        <w:rPr>
+          <w:lang w:val="id_ID" w:bidi="id_ID"/>
+        </w:rPr>
+      </w:r>
+    </w:p>
+    <w:p>
+      <w:pPr/>
+      <w:r>
+        <w:rPr>
+          <w:lang w:val="id_ID" w:bidi="id_ID"/>
+        </w:rPr>
+      </w:r>
+    </w:p>
+    <w:p>
       <w:pPr>
         <w:pStyle w:val="Heading2"/>
       </w:pPr>
@@ -445,6 +490,21 @@
         <w:rPr>
           <w:lang w:val="id_ID" w:bidi="id_ID"/>
         </w:rPr>
+      </w:r>
+    </w:p>
+    <w:p>
+      <w:pPr/>
+      <w:r>
+        <w:rPr>
+          <w:lang w:val="id_ID" w:bidi="id_ID"/>
+        </w:rPr>
+      </w:r>
+      <w:r>
+        <w:rPr>
+          <w:b/>
+          <w:lang w:val="id_ID" w:bidi="id_ID"/>
+        </w:rPr>
+        <w:t>περὶ πάντων &amp; ὧν ἤρξατο ὁ Ἰησοῦς ποιεῖν τε καὶ διδάσκειν</w:t>
       </w:r>
     </w:p>
     <w:p>

--- a/ind/docx/44.content.docx
+++ b/ind/docx/44.content.docx
@@ -580,6 +580,268 @@
           <w:lang w:val="id_ID" w:bidi="id_ID"/>
         </w:rPr>
         <w:t>Mengubah Informasi Tersirat Menjadi Tersurat</w:t>
+      </w:r>
+      <w:r>
+        <w:rPr>
+          <w:lang w:val="id_ID" w:bidi="id_ID"/>
+        </w:rPr>
+      </w:r>
+      <w:r>
+        <w:rPr>
+          <w:lang w:val="id_ID" w:bidi="id_ID"/>
+        </w:rPr>
+      </w:r>
+    </w:p>
+    <w:p>
+      <w:pPr/>
+      <w:r>
+        <w:rPr>
+          <w:lang w:val="id_ID" w:bidi="id_ID"/>
+        </w:rPr>
+      </w:r>
+    </w:p>
+    <w:p>
+      <w:pPr>
+        <w:pStyle w:val="Heading2"/>
+      </w:pPr>
+      <w:r>
+        <w:rPr>
+          <w:lang w:val="id_ID" w:bidi="id_ID"/>
+        </w:rPr>
+        <w:t>Kisah Para Rasul 1:1 (#5)</w:t>
+      </w:r>
+      <w:r>
+        <w:rPr>
+          <w:lang w:val="id_ID" w:bidi="id_ID"/>
+        </w:rPr>
+      </w:r>
+    </w:p>
+    <w:p>
+      <w:pPr/>
+      <w:r>
+        <w:rPr>
+          <w:lang w:val="id_ID" w:bidi="id_ID"/>
+        </w:rPr>
+      </w:r>
+      <w:r>
+        <w:rPr>
+          <w:b/>
+          <w:lang w:val="id_ID" w:bidi="id_ID"/>
+        </w:rPr>
+        <w:t>"tentang segala sesuatu yang dikerjakan dan diajarkan Yesus"</w:t>
+      </w:r>
+    </w:p>
+    <w:p>
+      <w:pPr/>
+      <w:r>
+        <w:rPr>
+          <w:lang w:val="id_ID" w:bidi="id_ID"/>
+        </w:rPr>
+      </w:r>
+      <w:r>
+        <w:rPr>
+          <w:lang w:val="id_ID" w:bidi="id_ID"/>
+        </w:rPr>
+        <w:t>Ini adalah generalisasi untuk penekanan. Terjemahan alternatif: "tentang beberapa hal paling penting yang Yesus lakukan dan ajarkan"</w:t>
+      </w:r>
+    </w:p>
+    <w:p>
+      <w:pPr/>
+      <w:r>
+        <w:rPr>
+          <w:lang w:val="id_ID" w:bidi="id_ID"/>
+        </w:rPr>
+      </w:r>
+      <w:r>
+        <w:rPr>
+          <w:lang w:val="id_ID" w:bidi="id_ID"/>
+        </w:rPr>
+        <w:t xml:space="preserve">Lihat: </w:t>
+      </w:r>
+      <w:r>
+        <w:rPr>
+          <w:lang w:val="id_ID" w:bidi="id_ID"/>
+        </w:rPr>
+        <w:t>Hiperbola</w:t>
+      </w:r>
+      <w:r>
+        <w:rPr>
+          <w:lang w:val="id_ID" w:bidi="id_ID"/>
+        </w:rPr>
+      </w:r>
+      <w:r>
+        <w:rPr>
+          <w:lang w:val="id_ID" w:bidi="id_ID"/>
+        </w:rPr>
+      </w:r>
+    </w:p>
+    <w:p>
+      <w:pPr/>
+      <w:r>
+        <w:rPr>
+          <w:lang w:val="id_ID" w:bidi="id_ID"/>
+        </w:rPr>
+      </w:r>
+    </w:p>
+    <w:p>
+      <w:pPr>
+        <w:pStyle w:val="Heading2"/>
+      </w:pPr>
+      <w:r>
+        <w:rPr>
+          <w:lang w:val="id_ID" w:bidi="id_ID"/>
+        </w:rPr>
+        <w:t>Kisah Para Rasul 1:2 (#1)</w:t>
+      </w:r>
+      <w:r>
+        <w:rPr>
+          <w:lang w:val="id_ID" w:bidi="id_ID"/>
+        </w:rPr>
+      </w:r>
+    </w:p>
+    <w:p>
+      <w:pPr/>
+      <w:r>
+        <w:rPr>
+          <w:lang w:val="id_ID" w:bidi="id_ID"/>
+        </w:rPr>
+      </w:r>
+      <w:r>
+        <w:rPr>
+          <w:b/>
+          <w:lang w:val="id_ID" w:bidi="id_ID"/>
+        </w:rPr>
+        <w:t>"sampai pada hari"</w:t>
+      </w:r>
+    </w:p>
+    <w:p>
+      <w:pPr/>
+      <w:r>
+        <w:rPr>
+          <w:lang w:val="id_ID" w:bidi="id_ID"/>
+        </w:rPr>
+      </w:r>
+      <w:r>
+        <w:rPr>
+          <w:lang w:val="id_ID" w:bidi="id_ID"/>
+        </w:rPr>
+        <w:t xml:space="preserve">Walaupun ini terjadi pada hari tertentu, Lukas kemungkinan menggunakan kata </w:t>
+      </w:r>
+      <w:r>
+        <w:rPr>
+          <w:b/>
+          <w:lang w:val="id_ID" w:bidi="id_ID"/>
+        </w:rPr>
+        <w:t>hari</w:t>
+      </w:r>
+      <w:r>
+        <w:rPr>
+          <w:lang w:val="id_ID" w:bidi="id_ID"/>
+        </w:rPr>
+        <w:t xml:space="preserve"> untuk merujuk pada waktu tertentu. Terjemahan alternatif: "hingga waktu ketika"</w:t>
+      </w:r>
+    </w:p>
+    <w:p>
+      <w:pPr/>
+      <w:r>
+        <w:rPr>
+          <w:lang w:val="id_ID" w:bidi="id_ID"/>
+        </w:rPr>
+      </w:r>
+      <w:r>
+        <w:rPr>
+          <w:lang w:val="id_ID" w:bidi="id_ID"/>
+        </w:rPr>
+        <w:t xml:space="preserve">Lihat: </w:t>
+      </w:r>
+      <w:r>
+        <w:rPr>
+          <w:lang w:val="id_ID" w:bidi="id_ID"/>
+        </w:rPr>
+        <w:t>Ungkapan</w:t>
+      </w:r>
+      <w:r>
+        <w:rPr>
+          <w:lang w:val="id_ID" w:bidi="id_ID"/>
+        </w:rPr>
+      </w:r>
+      <w:r>
+        <w:rPr>
+          <w:lang w:val="id_ID" w:bidi="id_ID"/>
+        </w:rPr>
+      </w:r>
+    </w:p>
+    <w:p>
+      <w:pPr/>
+      <w:r>
+        <w:rPr>
+          <w:lang w:val="id_ID" w:bidi="id_ID"/>
+        </w:rPr>
+      </w:r>
+    </w:p>
+    <w:p>
+      <w:pPr>
+        <w:pStyle w:val="Heading2"/>
+      </w:pPr>
+      <w:r>
+        <w:rPr>
+          <w:lang w:val="id_ID" w:bidi="id_ID"/>
+        </w:rPr>
+        <w:t>Kisah Para Rasul 1:2 (#2)</w:t>
+      </w:r>
+      <w:r>
+        <w:rPr>
+          <w:lang w:val="id_ID" w:bidi="id_ID"/>
+        </w:rPr>
+      </w:r>
+    </w:p>
+    <w:p>
+      <w:pPr/>
+      <w:r>
+        <w:rPr>
+          <w:lang w:val="id_ID" w:bidi="id_ID"/>
+        </w:rPr>
+      </w:r>
+      <w:r>
+        <w:rPr>
+          <w:b/>
+          <w:lang w:val="id_ID" w:bidi="id_ID"/>
+        </w:rPr>
+        <w:t>"Ia terangkat"</w:t>
+      </w:r>
+    </w:p>
+    <w:p>
+      <w:pPr/>
+      <w:r>
+        <w:rPr>
+          <w:lang w:val="id_ID" w:bidi="id_ID"/>
+        </w:rPr>
+      </w:r>
+      <w:r>
+        <w:rPr>
+          <w:lang w:val="id_ID" w:bidi="id_ID"/>
+        </w:rPr>
+        <w:t>Jika lebih memudahkan dalam bahasa sasaran, Anda dapat menyatakannya dalam bentuk aktif. Terjemahan alternatif: "Allah mengangkat-Nya"</w:t>
+      </w:r>
+    </w:p>
+    <w:p>
+      <w:pPr/>
+      <w:r>
+        <w:rPr>
+          <w:lang w:val="id_ID" w:bidi="id_ID"/>
+        </w:rPr>
+      </w:r>
+      <w:r>
+        <w:rPr>
+          <w:lang w:val="id_ID" w:bidi="id_ID"/>
+        </w:rPr>
+        <w:t xml:space="preserve">Lihat: </w:t>
+      </w:r>
+      <w:r>
+        <w:rPr>
+          <w:lang w:val="id_ID" w:bidi="id_ID"/>
+        </w:rPr>
+        <w:t>Aktif atau Pasif</w:t>
       </w:r>
       <w:r>
         <w:rPr>

--- a/ind/docx/44.content.docx
+++ b/ind/docx/44.content.docx
@@ -628,7 +628,7 @@
           <w:b/>
           <w:lang w:val="id_ID" w:bidi="id_ID"/>
         </w:rPr>
-        <w:t>"tentang segala sesuatu yang dikerjakan dan diajarkan Yesus"</w:t>
+        <w:t>περὶ πάντων &amp; ὧν ἤρξατο ὁ Ἰησοῦς ποιεῖν τε καὶ διδάσκειν</w:t>
       </w:r>
     </w:p>
     <w:p>
@@ -640,9 +640,10 @@
       </w:r>
       <w:r>
         <w:rPr>
-          <w:lang w:val="id_ID" w:bidi="id_ID"/>
-        </w:rPr>
-        <w:t>Ini adalah generalisasi untuk penekanan. Terjemahan alternatif: "tentang beberapa hal paling penting yang Yesus lakukan dan ajarkan"</w:t>
+          <w:b/>
+          <w:lang w:val="id_ID" w:bidi="id_ID"/>
+        </w:rPr>
+        <w:t>"tentang segala sesuatu yang dikerjakan dan diajarkan Yesus"</w:t>
       </w:r>
     </w:p>
     <w:p>
@@ -656,23 +657,7 @@
         <w:rPr>
           <w:lang w:val="id_ID" w:bidi="id_ID"/>
         </w:rPr>
-        <w:t xml:space="preserve">Lihat: </w:t>
-      </w:r>
-      <w:r>
-        <w:rPr>
-          <w:lang w:val="id_ID" w:bidi="id_ID"/>
-        </w:rPr>
-        <w:t>Hiperbola</w:t>
-      </w:r>
-      <w:r>
-        <w:rPr>
-          <w:lang w:val="id_ID" w:bidi="id_ID"/>
-        </w:rPr>
-      </w:r>
-      <w:r>
-        <w:rPr>
-          <w:lang w:val="id_ID" w:bidi="id_ID"/>
-        </w:rPr>
+        <w:t>Ini adalah generalisasi untuk penekanan. Terjemahan alternatif: "tentang beberapa hal paling penting yang Yesus lakukan dan ajarkan"</w:t>
       </w:r>
     </w:p>
     <w:p>
@@ -682,16 +667,22 @@
           <w:lang w:val="id_ID" w:bidi="id_ID"/>
         </w:rPr>
       </w:r>
-    </w:p>
-    <w:p>
-      <w:pPr>
-        <w:pStyle w:val="Heading2"/>
-      </w:pPr>
-      <w:r>
-        <w:rPr>
-          <w:lang w:val="id_ID" w:bidi="id_ID"/>
-        </w:rPr>
-        <w:t>Kisah Para Rasul 1:2 (#1)</w:t>
+      <w:r>
+        <w:rPr>
+          <w:lang w:val="id_ID" w:bidi="id_ID"/>
+        </w:rPr>
+        <w:t xml:space="preserve">Lihat: </w:t>
+      </w:r>
+      <w:r>
+        <w:rPr>
+          <w:lang w:val="id_ID" w:bidi="id_ID"/>
+        </w:rPr>
+        <w:t>Hiperbola</w:t>
+      </w:r>
+      <w:r>
+        <w:rPr>
+          <w:lang w:val="id_ID" w:bidi="id_ID"/>
+        </w:rPr>
       </w:r>
       <w:r>
         <w:rPr>
@@ -706,12 +697,21 @@
           <w:lang w:val="id_ID" w:bidi="id_ID"/>
         </w:rPr>
       </w:r>
-      <w:r>
-        <w:rPr>
-          <w:b/>
-          <w:lang w:val="id_ID" w:bidi="id_ID"/>
-        </w:rPr>
-        <w:t>"sampai pada hari"</w:t>
+    </w:p>
+    <w:p>
+      <w:pPr>
+        <w:pStyle w:val="Heading2"/>
+      </w:pPr>
+      <w:r>
+        <w:rPr>
+          <w:lang w:val="id_ID" w:bidi="id_ID"/>
+        </w:rPr>
+        <w:t>Kisah Para Rasul 1:2 (#1)</w:t>
+      </w:r>
+      <w:r>
+        <w:rPr>
+          <w:lang w:val="id_ID" w:bidi="id_ID"/>
+        </w:rPr>
       </w:r>
     </w:p>
     <w:p>
@@ -723,22 +723,10 @@
       </w:r>
       <w:r>
         <w:rPr>
-          <w:lang w:val="id_ID" w:bidi="id_ID"/>
-        </w:rPr>
-        <w:t xml:space="preserve">Walaupun ini terjadi pada hari tertentu, Lukas kemungkinan menggunakan kata </w:t>
-      </w:r>
-      <w:r>
-        <w:rPr>
           <w:b/>
           <w:lang w:val="id_ID" w:bidi="id_ID"/>
         </w:rPr>
-        <w:t>hari</w:t>
-      </w:r>
-      <w:r>
-        <w:rPr>
-          <w:lang w:val="id_ID" w:bidi="id_ID"/>
-        </w:rPr>
-        <w:t xml:space="preserve"> untuk merujuk pada waktu tertentu. Terjemahan alternatif: "hingga waktu ketika"</w:t>
+        <w:t>ἄχρι ἧς ἡμέρας</w:t>
       </w:r>
     </w:p>
     <w:p>
@@ -750,25 +738,10 @@
       </w:r>
       <w:r>
         <w:rPr>
-          <w:lang w:val="id_ID" w:bidi="id_ID"/>
-        </w:rPr>
-        <w:t xml:space="preserve">Lihat: </w:t>
-      </w:r>
-      <w:r>
-        <w:rPr>
-          <w:lang w:val="id_ID" w:bidi="id_ID"/>
-        </w:rPr>
-        <w:t>Ungkapan</w:t>
-      </w:r>
-      <w:r>
-        <w:rPr>
-          <w:lang w:val="id_ID" w:bidi="id_ID"/>
-        </w:rPr>
-      </w:r>
-      <w:r>
-        <w:rPr>
-          <w:lang w:val="id_ID" w:bidi="id_ID"/>
-        </w:rPr>
+          <w:b/>
+          <w:lang w:val="id_ID" w:bidi="id_ID"/>
+        </w:rPr>
+        <w:t>"sampai pada hari"</w:t>
       </w:r>
     </w:p>
     <w:p>
@@ -778,8 +751,65 @@
           <w:lang w:val="id_ID" w:bidi="id_ID"/>
         </w:rPr>
       </w:r>
+      <w:r>
+        <w:rPr>
+          <w:lang w:val="id_ID" w:bidi="id_ID"/>
+        </w:rPr>
+        <w:t xml:space="preserve">Walaupun ini terjadi pada hari tertentu, Lukas kemungkinan menggunakan kata </w:t>
+      </w:r>
+      <w:r>
+        <w:rPr>
+          <w:b/>
+          <w:lang w:val="id_ID" w:bidi="id_ID"/>
+        </w:rPr>
+        <w:t>hari</w:t>
+      </w:r>
+      <w:r>
+        <w:rPr>
+          <w:lang w:val="id_ID" w:bidi="id_ID"/>
+        </w:rPr>
+        <w:t xml:space="preserve"> untuk merujuk pada waktu tertentu. Terjemahan alternatif: "hingga waktu ketika"</w:t>
+      </w:r>
     </w:p>
     <w:p>
+      <w:pPr/>
+      <w:r>
+        <w:rPr>
+          <w:lang w:val="id_ID" w:bidi="id_ID"/>
+        </w:rPr>
+      </w:r>
+      <w:r>
+        <w:rPr>
+          <w:lang w:val="id_ID" w:bidi="id_ID"/>
+        </w:rPr>
+        <w:t xml:space="preserve">Lihat: </w:t>
+      </w:r>
+      <w:r>
+        <w:rPr>
+          <w:lang w:val="id_ID" w:bidi="id_ID"/>
+        </w:rPr>
+        <w:t>Ungkapan</w:t>
+      </w:r>
+      <w:r>
+        <w:rPr>
+          <w:lang w:val="id_ID" w:bidi="id_ID"/>
+        </w:rPr>
+      </w:r>
+      <w:r>
+        <w:rPr>
+          <w:lang w:val="id_ID" w:bidi="id_ID"/>
+        </w:rPr>
+      </w:r>
+    </w:p>
+    <w:p>
+      <w:pPr/>
+      <w:r>
+        <w:rPr>
+          <w:lang w:val="id_ID" w:bidi="id_ID"/>
+        </w:rPr>
+      </w:r>
+    </w:p>
+    <w:p>
       <w:pPr>
         <w:pStyle w:val="Heading2"/>
       </w:pPr>
@@ -793,6 +823,21 @@
         <w:rPr>
           <w:lang w:val="id_ID" w:bidi="id_ID"/>
         </w:rPr>
+      </w:r>
+    </w:p>
+    <w:p>
+      <w:pPr/>
+      <w:r>
+        <w:rPr>
+          <w:lang w:val="id_ID" w:bidi="id_ID"/>
+        </w:rPr>
+      </w:r>
+      <w:r>
+        <w:rPr>
+          <w:b/>
+          <w:lang w:val="id_ID" w:bidi="id_ID"/>
+        </w:rPr>
+        <w:t>ἀνελήμφθη</w:t>
       </w:r>
     </w:p>
     <w:p>
